--- a/Отчёт.docx
+++ b/Отчёт.docx
@@ -1,6 +1,6 @@
 
 <file path=word/document.xml><?xml version="1.0" encoding="utf-8"?>
-<w:document xmlns:wpc="http://schemas.microsoft.com/office/word/2010/wordprocessingCanvas" xmlns:cx="http://schemas.microsoft.com/office/drawing/2014/chartex" xmlns:mc="http://schemas.openxmlformats.org/markup-compatibility/2006" xmlns:o="urn:schemas-microsoft-com:office:office" xmlns:r="http://schemas.openxmlformats.org/officeDocument/2006/relationships" xmlns:m="http://schemas.openxmlformats.org/officeDocument/2006/math" xmlns:v="urn:schemas-microsoft-com:vml" xmlns:wp14="http://schemas.microsoft.com/office/word/2010/wordprocessingDrawing" xmlns:wp="http://schemas.openxmlformats.org/drawingml/2006/wordprocessingDrawing" xmlns:w10="urn:schemas-microsoft-com:office:word" xmlns:w="http://schemas.openxmlformats.org/wordprocessingml/2006/main" xmlns:w14="http://schemas.microsoft.com/office/word/2010/wordml" xmlns:w15="http://schemas.microsoft.com/office/word/2012/wordml" xmlns:w16se="http://schemas.microsoft.com/office/word/2015/wordml/symex" xmlns:wpg="http://schemas.microsoft.com/office/word/2010/wordprocessingGroup" xmlns:wpi="http://schemas.microsoft.com/office/word/2010/wordprocessingInk" xmlns:wne="http://schemas.microsoft.com/office/word/2006/wordml" xmlns:wps="http://schemas.microsoft.com/office/word/2010/wordprocessingShape" mc:Ignorable="w14 w15 w16se wp14">
+<w:document xmlns:wpc="http://schemas.microsoft.com/office/word/2010/wordprocessingCanvas" xmlns:cx="http://schemas.microsoft.com/office/drawing/2014/chartex" xmlns:cx1="http://schemas.microsoft.com/office/drawing/2015/9/8/chartex" xmlns:cx2="http://schemas.microsoft.com/office/drawing/2015/10/21/chartex" xmlns:cx3="http://schemas.microsoft.com/office/drawing/2016/5/9/chartex" xmlns:cx4="http://schemas.microsoft.com/office/drawing/2016/5/10/chartex" xmlns:cx5="http://schemas.microsoft.com/office/drawing/2016/5/11/chartex" xmlns:cx6="http://schemas.microsoft.com/office/drawing/2016/5/12/chartex" xmlns:cx7="http://schemas.microsoft.com/office/drawing/2016/5/13/chartex" xmlns:cx8="http://schemas.microsoft.com/office/drawing/2016/5/14/chartex" xmlns:mc="http://schemas.openxmlformats.org/markup-compatibility/2006" xmlns:aink="http://schemas.microsoft.com/office/drawing/2016/ink" xmlns:am3d="http://schemas.microsoft.com/office/drawing/2017/model3d" xmlns:o="urn:schemas-microsoft-com:office:office" xmlns:r="http://schemas.openxmlformats.org/officeDocument/2006/relationships" xmlns:m="http://schemas.openxmlformats.org/officeDocument/2006/math" xmlns:v="urn:schemas-microsoft-com:vml" xmlns:wp14="http://schemas.microsoft.com/office/word/2010/wordprocessingDrawing" xmlns:wp="http://schemas.openxmlformats.org/drawingml/2006/wordprocessingDrawing" xmlns:w10="urn:schemas-microsoft-com:office:word" xmlns:w="http://schemas.openxmlformats.org/wordprocessingml/2006/main" xmlns:w14="http://schemas.microsoft.com/office/word/2010/wordml" xmlns:w15="http://schemas.microsoft.com/office/word/2012/wordml" xmlns:w16cex="http://schemas.microsoft.com/office/word/2018/wordml/cex" xmlns:w16cid="http://schemas.microsoft.com/office/word/2016/wordml/cid" xmlns:w16="http://schemas.microsoft.com/office/word/2018/wordml" xmlns:w16sdtdh="http://schemas.microsoft.com/office/word/2020/wordml/sdtdatahash" xmlns:w16se="http://schemas.microsoft.com/office/word/2015/wordml/symex" xmlns:wpg="http://schemas.microsoft.com/office/word/2010/wordprocessingGroup" xmlns:wpi="http://schemas.microsoft.com/office/word/2010/wordprocessingInk" xmlns:wne="http://schemas.microsoft.com/office/word/2006/wordml" xmlns:wps="http://schemas.microsoft.com/office/word/2010/wordprocessingShape" mc:Ignorable="w14 w15 w16se w16cid w16 w16cex w16sdtdh wp14">
   <w:body>
     <w:p>
       <w:pPr>
@@ -141,29 +141,8 @@
         <w:rPr>
           <w:rFonts w:eastAsia="Times New Roman"/>
           <w:color w:val="000000"/>
-          <w:highlight w:val="yellow"/>
-        </w:rPr>
-        <w:t>Институт информатики, математики и электроники</w:t>
-      </w:r>
-    </w:p>
-    <w:p>
-      <w:pPr>
-        <w:shd w:val="clear" w:color="auto" w:fill="FFFFFF"/>
-        <w:spacing w:line="240" w:lineRule="auto"/>
-        <w:ind w:firstLine="0"/>
-        <w:jc w:val="center"/>
-        <w:rPr>
-          <w:rFonts w:eastAsia="Times New Roman"/>
-          <w:color w:val="000000"/>
-        </w:rPr>
-      </w:pPr>
-      <w:r>
-        <w:rPr>
-          <w:rFonts w:eastAsia="Times New Roman"/>
-          <w:color w:val="000000"/>
-        </w:rPr>
-        <w:br/>
-        <w:t>Кафедра ПИАШ</w:t>
+        </w:rPr>
+        <w:t>Передовая Инженерная Аэрокосмическая Школа</w:t>
       </w:r>
     </w:p>
     <w:p>
@@ -434,6 +413,76 @@
         </w:rPr>
         <w:t>»</w:t>
       </w:r>
+    </w:p>
+    <w:p>
+      <w:pPr>
+        <w:pStyle w:val="a4"/>
+        <w:tabs>
+          <w:tab w:val="left" w:pos="709"/>
+        </w:tabs>
+        <w:ind w:left="1843" w:right="21" w:hanging="1134"/>
+        <w:rPr>
+          <w:b/>
+          <w:sz w:val="28"/>
+          <w:szCs w:val="26"/>
+        </w:rPr>
+      </w:pPr>
+    </w:p>
+    <w:p>
+      <w:pPr>
+        <w:pStyle w:val="a4"/>
+        <w:tabs>
+          <w:tab w:val="left" w:pos="709"/>
+        </w:tabs>
+        <w:ind w:left="1843" w:right="21" w:hanging="1134"/>
+        <w:rPr>
+          <w:b/>
+          <w:sz w:val="28"/>
+          <w:szCs w:val="26"/>
+        </w:rPr>
+      </w:pPr>
+    </w:p>
+    <w:p>
+      <w:pPr>
+        <w:pStyle w:val="a4"/>
+        <w:tabs>
+          <w:tab w:val="left" w:pos="709"/>
+        </w:tabs>
+        <w:ind w:left="1843" w:right="21" w:hanging="1134"/>
+        <w:rPr>
+          <w:b/>
+          <w:sz w:val="28"/>
+          <w:szCs w:val="26"/>
+        </w:rPr>
+      </w:pPr>
+    </w:p>
+    <w:p>
+      <w:pPr>
+        <w:pStyle w:val="a4"/>
+        <w:tabs>
+          <w:tab w:val="left" w:pos="709"/>
+        </w:tabs>
+        <w:ind w:left="1843" w:right="21" w:hanging="1134"/>
+        <w:rPr>
+          <w:b/>
+          <w:sz w:val="28"/>
+          <w:szCs w:val="26"/>
+        </w:rPr>
+      </w:pPr>
+    </w:p>
+    <w:p>
+      <w:pPr>
+        <w:pStyle w:val="a4"/>
+        <w:tabs>
+          <w:tab w:val="left" w:pos="709"/>
+        </w:tabs>
+        <w:ind w:left="1843" w:right="21" w:hanging="1134"/>
+        <w:rPr>
+          <w:b/>
+          <w:sz w:val="28"/>
+          <w:szCs w:val="26"/>
+        </w:rPr>
+      </w:pPr>
     </w:p>
     <w:p>
       <w:pPr>
@@ -498,8 +547,35 @@
           <w:sz w:val="28"/>
           <w:szCs w:val="26"/>
         </w:rPr>
-        <w:tab/>
-        <w:t xml:space="preserve">Выполнил: </w:t>
+        <w:t xml:space="preserve">                                                                </w:t>
+      </w:r>
+      <w:r>
+        <w:rPr>
+          <w:sz w:val="28"/>
+          <w:szCs w:val="26"/>
+        </w:rPr>
+        <w:t>Выполнил</w:t>
+      </w:r>
+      <w:r>
+        <w:rPr>
+          <w:sz w:val="28"/>
+          <w:szCs w:val="26"/>
+        </w:rPr>
+        <w:t>и</w:t>
+      </w:r>
+      <w:r>
+        <w:rPr>
+          <w:sz w:val="28"/>
+          <w:szCs w:val="26"/>
+        </w:rPr>
+        <w:t>:</w:t>
+      </w:r>
+      <w:r>
+        <w:rPr>
+          <w:sz w:val="28"/>
+          <w:szCs w:val="26"/>
+        </w:rPr>
+        <w:t xml:space="preserve"> Киреев Д.С. Хитрунов В.А.</w:t>
       </w:r>
     </w:p>
     <w:p>
@@ -522,8 +598,14 @@
           <w:sz w:val="28"/>
           <w:szCs w:val="26"/>
         </w:rPr>
-        <w:tab/>
-        <w:t xml:space="preserve">Группа: </w:t>
+        <w:t xml:space="preserve">                                                                Группа: 3104</w:t>
+      </w:r>
+      <w:r>
+        <w:rPr>
+          <w:sz w:val="28"/>
+          <w:szCs w:val="26"/>
+        </w:rPr>
+        <w:t>-090401</w:t>
       </w:r>
     </w:p>
     <w:p>
@@ -1042,23 +1124,7 @@
           <w:rFonts w:ascii="TimesNewRomanPSMT" w:hAnsi="TimesNewRomanPSMT"/>
           <w:color w:val="000000"/>
         </w:rPr>
-        <w:t xml:space="preserve">Отчет по работе может быть оформлен в произвольном виде, и должен содержать элементы </w:t>
-      </w:r>
-      <w:proofErr w:type="gramStart"/>
-      <w:r>
-        <w:rPr>
-          <w:rFonts w:ascii="TimesNewRomanPSMT" w:hAnsi="TimesNewRomanPSMT"/>
-          <w:color w:val="000000"/>
-        </w:rPr>
-        <w:t>внешнего описания</w:t>
-      </w:r>
-      <w:proofErr w:type="gramEnd"/>
-      <w:r>
-        <w:rPr>
-          <w:rFonts w:ascii="TimesNewRomanPSMT" w:hAnsi="TimesNewRomanPSMT"/>
-          <w:color w:val="000000"/>
-        </w:rPr>
-        <w:t xml:space="preserve"> предлагаемого к разработке ПС.</w:t>
+        <w:t>Отчет по работе может быть оформлен в произвольном виде, и должен содержать элементы внешнего описания предлагаемого к разработке ПС.</w:t>
       </w:r>
     </w:p>
     <w:p>
@@ -2094,7 +2160,6 @@
       <w:r>
         <w:rPr>
           <w:color w:val="000000"/>
-          <w:highlight w:val="yellow"/>
         </w:rPr>
         <w:lastRenderedPageBreak/>
         <w:t>4.</w:t>
@@ -2102,10 +2167,9 @@
       <w:r>
         <w:rPr>
           <w:color w:val="000000"/>
-          <w:highlight w:val="yellow"/>
         </w:rPr>
         <w:tab/>
-        <w:t>Диаграмма PDOM.</w:t>
+        <w:t>Диаграмма PDOM</w:t>
       </w:r>
     </w:p>
     <w:p>
@@ -2116,7 +2180,7 @@
         <w:rPr>
           <w:noProof/>
         </w:rPr>
-        <w:pict>
+        <w:pict w14:anchorId="12B1A767">
           <v:shapetype id="_x0000_t75" coordsize="21600,21600" o:spt="75" o:preferrelative="t" path="m@4@5l@4@11@9@11@9@5xe" filled="f" stroked="f">
             <v:stroke joinstyle="miter"/>
             <v:formulas>
@@ -2136,7 +2200,7 @@
             <v:path o:extrusionok="f" gradientshapeok="t" o:connecttype="rect"/>
             <o:lock v:ext="edit" aspectratio="t"/>
           </v:shapetype>
-          <v:shape id="_x0000_i1025" type="#_x0000_t75" style="width:467.25pt;height:474.75pt">
+          <v:shape id="_x0000_i1025" type="#_x0000_t75" style="width:467.15pt;height:474.6pt">
             <v:imagedata r:id="rId6" o:title="Диаграмма без названия"/>
           </v:shape>
         </w:pict>
@@ -2159,9 +2223,10 @@
         <w:t xml:space="preserve"> разрабатываемой системы</w:t>
       </w:r>
     </w:p>
-    <w:p>
-      <w:r>
-        <w:t>5. Словарь данных.</w:t>
+    <w:p/>
+    <w:p>
+      <w:r>
+        <w:t>5. Словарь данных</w:t>
       </w:r>
     </w:p>
     <w:p>
@@ -2278,6 +2343,7 @@
           <w:sz w:val="28"/>
           <w:szCs w:val="28"/>
         </w:rPr>
+        <w:lastRenderedPageBreak/>
         <w:t>Интерфейс</w:t>
       </w:r>
       <w:r>
@@ -2304,7 +2370,6 @@
           <w:sz w:val="28"/>
           <w:szCs w:val="28"/>
         </w:rPr>
-        <w:lastRenderedPageBreak/>
         <w:t>Графическая среда взаимодействия между пользователем и системой.</w:t>
       </w:r>
       <w:r>
@@ -3294,6 +3359,7 @@
           <w:sz w:val="28"/>
           <w:szCs w:val="28"/>
         </w:rPr>
+        <w:lastRenderedPageBreak/>
         <w:t>Сформированные системой документы или таблицы, содержащие агрегированную информацию.</w:t>
       </w:r>
       <w:r>
@@ -3321,7 +3387,6 @@
           <w:sz w:val="28"/>
           <w:szCs w:val="28"/>
         </w:rPr>
-        <w:lastRenderedPageBreak/>
         <w:t>Атрибуты:</w:t>
       </w:r>
       <w:r>
@@ -3409,6 +3474,13 @@
       </w:pPr>
       <w:r>
         <w:tab/>
+      </w:r>
+    </w:p>
+    <w:p>
+      <w:pPr>
+        <w:ind w:firstLine="0"/>
+      </w:pPr>
+      <w:r>
         <w:t>6. Таблица описания объектов, классов и атрибутов</w:t>
       </w:r>
     </w:p>
@@ -4430,7 +4502,6 @@
                 <w:szCs w:val="22"/>
               </w:rPr>
             </w:pPr>
-            <w:proofErr w:type="spellStart"/>
             <w:r>
               <w:rPr>
                 <w:rFonts w:ascii="Calibri" w:eastAsia="Times New Roman" w:hAnsi="Calibri" w:cs="Calibri"/>
@@ -4440,7 +4511,6 @@
               </w:rPr>
               <w:t>Запчасть</w:t>
             </w:r>
-            <w:proofErr w:type="spellEnd"/>
           </w:p>
         </w:tc>
         <w:tc>
@@ -6232,8 +6302,6 @@
         </w:rPr>
         <w:t>Таким образом, цель лабораторной работы достигнута — разработано внешнее описание программного обеспечения с использованием диаграммы PDOM и проведена структуризация данных будущей автоматизированной информационной системы.</w:t>
       </w:r>
-      <w:bookmarkStart w:id="1" w:name="_GoBack"/>
-      <w:bookmarkEnd w:id="1"/>
     </w:p>
     <w:p>
       <w:pPr>
@@ -6257,7 +6325,7 @@
 </file>
 
 <file path=word/numbering.xml><?xml version="1.0" encoding="utf-8"?>
-<w:numbering xmlns:wpc="http://schemas.microsoft.com/office/word/2010/wordprocessingCanvas" xmlns:cx="http://schemas.microsoft.com/office/drawing/2014/chartex" xmlns:mc="http://schemas.openxmlformats.org/markup-compatibility/2006" xmlns:o="urn:schemas-microsoft-com:office:office" xmlns:r="http://schemas.openxmlformats.org/officeDocument/2006/relationships" xmlns:m="http://schemas.openxmlformats.org/officeDocument/2006/math" xmlns:v="urn:schemas-microsoft-com:vml" xmlns:wp14="http://schemas.microsoft.com/office/word/2010/wordprocessingDrawing" xmlns:wp="http://schemas.openxmlformats.org/drawingml/2006/wordprocessingDrawing" xmlns:w10="urn:schemas-microsoft-com:office:word" xmlns:w="http://schemas.openxmlformats.org/wordprocessingml/2006/main" xmlns:w14="http://schemas.microsoft.com/office/word/2010/wordml" xmlns:w15="http://schemas.microsoft.com/office/word/2012/wordml" xmlns:w16se="http://schemas.microsoft.com/office/word/2015/wordml/symex" xmlns:wpg="http://schemas.microsoft.com/office/word/2010/wordprocessingGroup" xmlns:wpi="http://schemas.microsoft.com/office/word/2010/wordprocessingInk" xmlns:wne="http://schemas.microsoft.com/office/word/2006/wordml" xmlns:wps="http://schemas.microsoft.com/office/word/2010/wordprocessingShape" mc:Ignorable="w14 w15 w16se wp14">
+<w:numbering xmlns:wpc="http://schemas.microsoft.com/office/word/2010/wordprocessingCanvas" xmlns:cx="http://schemas.microsoft.com/office/drawing/2014/chartex" xmlns:cx1="http://schemas.microsoft.com/office/drawing/2015/9/8/chartex" xmlns:cx2="http://schemas.microsoft.com/office/drawing/2015/10/21/chartex" xmlns:cx3="http://schemas.microsoft.com/office/drawing/2016/5/9/chartex" xmlns:cx4="http://schemas.microsoft.com/office/drawing/2016/5/10/chartex" xmlns:cx5="http://schemas.microsoft.com/office/drawing/2016/5/11/chartex" xmlns:cx6="http://schemas.microsoft.com/office/drawing/2016/5/12/chartex" xmlns:cx7="http://schemas.microsoft.com/office/drawing/2016/5/13/chartex" xmlns:cx8="http://schemas.microsoft.com/office/drawing/2016/5/14/chartex" xmlns:mc="http://schemas.openxmlformats.org/markup-compatibility/2006" xmlns:aink="http://schemas.microsoft.com/office/drawing/2016/ink" xmlns:am3d="http://schemas.microsoft.com/office/drawing/2017/model3d" xmlns:o="urn:schemas-microsoft-com:office:office" xmlns:r="http://schemas.openxmlformats.org/officeDocument/2006/relationships" xmlns:m="http://schemas.openxmlformats.org/officeDocument/2006/math" xmlns:v="urn:schemas-microsoft-com:vml" xmlns:wp14="http://schemas.microsoft.com/office/word/2010/wordprocessingDrawing" xmlns:wp="http://schemas.openxmlformats.org/drawingml/2006/wordprocessingDrawing" xmlns:w10="urn:schemas-microsoft-com:office:word" xmlns:w="http://schemas.openxmlformats.org/wordprocessingml/2006/main" xmlns:w14="http://schemas.microsoft.com/office/word/2010/wordml" xmlns:w15="http://schemas.microsoft.com/office/word/2012/wordml" xmlns:w16cex="http://schemas.microsoft.com/office/word/2018/wordml/cex" xmlns:w16cid="http://schemas.microsoft.com/office/word/2016/wordml/cid" xmlns:w16="http://schemas.microsoft.com/office/word/2018/wordml" xmlns:w16sdtdh="http://schemas.microsoft.com/office/word/2020/wordml/sdtdatahash" xmlns:w16se="http://schemas.microsoft.com/office/word/2015/wordml/symex" xmlns:wpg="http://schemas.microsoft.com/office/word/2010/wordprocessingGroup" xmlns:wpi="http://schemas.microsoft.com/office/word/2010/wordprocessingInk" xmlns:wne="http://schemas.microsoft.com/office/word/2006/wordml" xmlns:wps="http://schemas.microsoft.com/office/word/2010/wordprocessingShape" mc:Ignorable="w14 w15 w16se w16cid w16 w16cex w16sdtdh wp14">
   <w:abstractNum w:abstractNumId="0" w15:restartNumberingAfterBreak="0">
     <w:nsid w:val="342C289C"/>
     <w:multiLevelType w:val="multilevel"/>
@@ -6718,7 +6786,7 @@
 </file>
 
 <file path=word/styles.xml><?xml version="1.0" encoding="utf-8"?>
-<w:styles xmlns:mc="http://schemas.openxmlformats.org/markup-compatibility/2006" xmlns:r="http://schemas.openxmlformats.org/officeDocument/2006/relationships" xmlns:w="http://schemas.openxmlformats.org/wordprocessingml/2006/main" xmlns:w14="http://schemas.microsoft.com/office/word/2010/wordml" xmlns:w15="http://schemas.microsoft.com/office/word/2012/wordml" xmlns:w16se="http://schemas.microsoft.com/office/word/2015/wordml/symex" mc:Ignorable="w14 w15 w16se">
+<w:styles xmlns:mc="http://schemas.openxmlformats.org/markup-compatibility/2006" xmlns:r="http://schemas.openxmlformats.org/officeDocument/2006/relationships" xmlns:w="http://schemas.openxmlformats.org/wordprocessingml/2006/main" xmlns:w14="http://schemas.microsoft.com/office/word/2010/wordml" xmlns:w15="http://schemas.microsoft.com/office/word/2012/wordml" xmlns:w16cex="http://schemas.microsoft.com/office/word/2018/wordml/cex" xmlns:w16cid="http://schemas.microsoft.com/office/word/2016/wordml/cid" xmlns:w16="http://schemas.microsoft.com/office/word/2018/wordml" xmlns:w16sdtdh="http://schemas.microsoft.com/office/word/2020/wordml/sdtdatahash" xmlns:w16se="http://schemas.microsoft.com/office/word/2015/wordml/symex" mc:Ignorable="w14 w15 w16se w16cid w16 w16cex w16sdtdh">
   <w:docDefaults>
     <w:rPrDefault>
       <w:rPr>
@@ -6734,7 +6802,7 @@
       </w:pPr>
     </w:pPrDefault>
   </w:docDefaults>
-  <w:latentStyles w:defLockedState="0" w:defUIPriority="99" w:defSemiHidden="0" w:defUnhideWhenUsed="0" w:defQFormat="0" w:count="371">
+  <w:latentStyles w:defLockedState="0" w:defUIPriority="99" w:defSemiHidden="0" w:defUnhideWhenUsed="0" w:defQFormat="0" w:count="376">
     <w:lsdException w:name="Normal" w:uiPriority="0" w:qFormat="1"/>
     <w:lsdException w:name="heading 1" w:uiPriority="9" w:qFormat="1"/>
     <w:lsdException w:name="heading 2" w:semiHidden="1" w:uiPriority="9" w:unhideWhenUsed="1" w:qFormat="1"/>
@@ -7106,6 +7174,11 @@
     <w:lsdException w:name="List Table 5 Dark Accent 6" w:uiPriority="50"/>
     <w:lsdException w:name="List Table 6 Colorful Accent 6" w:uiPriority="51"/>
     <w:lsdException w:name="List Table 7 Colorful Accent 6" w:uiPriority="52"/>
+    <w:lsdException w:name="Mention" w:semiHidden="1" w:unhideWhenUsed="1"/>
+    <w:lsdException w:name="Smart Hyperlink" w:semiHidden="1" w:unhideWhenUsed="1"/>
+    <w:lsdException w:name="Hashtag" w:semiHidden="1" w:unhideWhenUsed="1"/>
+    <w:lsdException w:name="Unresolved Mention" w:semiHidden="1" w:unhideWhenUsed="1"/>
+    <w:lsdException w:name="Smart Link" w:semiHidden="1" w:unhideWhenUsed="1"/>
   </w:latentStyles>
   <w:style w:type="paragraph" w:default="1" w:styleId="a">
     <w:name w:val="Normal"/>
